--- a/41JP Jakist program ta testuvannja/2/kinds.docx
+++ b/41JP Jakist program ta testuvannja/2/kinds.docx
@@ -379,17 +379,7 @@
           <w:iCs w:val="false"/>
           <w:lang w:val="uk-UA"/>
         </w:rPr>
-        <w:t xml:space="preserve">: </w:t>
-      </w:r>
-      <w:r>
-        <w:rPr>
-          <w:b w:val="false"/>
-          <w:bCs w:val="false"/>
-          <w:i w:val="false"/>
-          <w:iCs w:val="false"/>
-          <w:lang w:val="uk-UA"/>
-        </w:rPr>
-        <w:t>про систему нічого не відомо заздалегідь;</w:t>
+        <w:t>: про систему нічого не відомо заздалегідь;</w:t>
       </w:r>
     </w:p>
     <w:p>
@@ -435,17 +425,7 @@
           <w:iCs w:val="false"/>
           <w:lang w:val="uk-UA"/>
         </w:rPr>
-        <w:t xml:space="preserve">: </w:t>
-      </w:r>
-      <w:r>
-        <w:rPr>
-          <w:b w:val="false"/>
-          <w:bCs w:val="false"/>
-          <w:i w:val="false"/>
-          <w:iCs w:val="false"/>
-          <w:lang w:val="uk-UA"/>
-        </w:rPr>
-        <w:t>про систему відомо все;</w:t>
+        <w:t>: про систему відомо все;</w:t>
       </w:r>
     </w:p>
     <w:p>
@@ -490,17 +470,7 @@
           <w:iCs w:val="false"/>
           <w:lang w:val="uk-UA"/>
         </w:rPr>
-        <w:t xml:space="preserve">: </w:t>
-      </w:r>
-      <w:r>
-        <w:rPr>
-          <w:b w:val="false"/>
-          <w:bCs w:val="false"/>
-          <w:i w:val="false"/>
-          <w:iCs w:val="false"/>
-          <w:lang w:val="uk-UA"/>
-        </w:rPr>
-        <w:t>про систему щось відомо.</w:t>
+        <w:t>: про систему щось відомо.</w:t>
       </w:r>
     </w:p>
     <w:p>
@@ -616,6 +586,16 @@
         </w:rPr>
         <w:t xml:space="preserve">: </w:t>
       </w:r>
+      <w:r>
+        <w:rPr>
+          <w:b w:val="false"/>
+          <w:bCs w:val="false"/>
+          <w:i w:val="false"/>
+          <w:iCs w:val="false"/>
+          <w:lang w:val="uk-UA"/>
+        </w:rPr>
+        <w:t>перевіряє найменші ізольовані частини програми;</w:t>
+      </w:r>
     </w:p>
     <w:p>
       <w:pPr>
@@ -661,6 +641,16 @@
         </w:rPr>
         <w:t xml:space="preserve">: </w:t>
       </w:r>
+      <w:r>
+        <w:rPr>
+          <w:b w:val="false"/>
+          <w:bCs w:val="false"/>
+          <w:i w:val="false"/>
+          <w:iCs w:val="false"/>
+          <w:lang w:val="uk-UA"/>
+        </w:rPr>
+        <w:t>окремі модулі об’єднуються в групи і перевіряється сумісність;</w:t>
+      </w:r>
     </w:p>
     <w:p>
       <w:pPr>
@@ -705,6 +695,351 @@
           <w:lang w:val="uk-UA"/>
         </w:rPr>
         <w:t xml:space="preserve">: </w:t>
+      </w:r>
+      <w:r>
+        <w:rPr>
+          <w:b w:val="false"/>
+          <w:bCs w:val="false"/>
+          <w:i w:val="false"/>
+          <w:iCs w:val="false"/>
+          <w:lang w:val="uk-UA"/>
+        </w:rPr>
+        <w:t>тестується вся система загалом.</w:t>
+      </w:r>
+    </w:p>
+    <w:p>
+      <w:pPr>
+        <w:pStyle w:val="Normal"/>
+        <w:bidi w:val="0"/>
+        <w:jc w:val="start"/>
+        <w:rPr>
+          <w:b w:val="false"/>
+          <w:bCs w:val="false"/>
+          <w:i w:val="false"/>
+          <w:i w:val="false"/>
+          <w:iCs w:val="false"/>
+          <w:lang w:val="uk-UA"/>
+        </w:rPr>
+      </w:pPr>
+      <w:r>
+        <w:rPr>
+          <w:b w:val="false"/>
+          <w:bCs w:val="false"/>
+          <w:i w:val="false"/>
+          <w:iCs w:val="false"/>
+          <w:lang w:val="uk-UA"/>
+        </w:rPr>
+      </w:r>
+    </w:p>
+    <w:p>
+      <w:pPr>
+        <w:pStyle w:val="Normal"/>
+        <w:bidi w:val="0"/>
+        <w:jc w:val="start"/>
+        <w:rPr>
+          <w:b w:val="false"/>
+          <w:bCs w:val="false"/>
+          <w:i w:val="false"/>
+          <w:i w:val="false"/>
+          <w:iCs w:val="false"/>
+          <w:lang w:val="uk-UA"/>
+        </w:rPr>
+      </w:pPr>
+      <w:r>
+        <w:rPr>
+          <w:b w:val="false"/>
+          <w:bCs w:val="false"/>
+          <w:i w:val="false"/>
+          <w:iCs w:val="false"/>
+          <w:lang w:val="uk-UA"/>
+        </w:rPr>
+        <w:t xml:space="preserve">5. </w:t>
+      </w:r>
+      <w:r>
+        <w:rPr>
+          <w:b/>
+          <w:bCs/>
+          <w:i w:val="false"/>
+          <w:iCs w:val="false"/>
+          <w:lang w:val="uk-UA"/>
+        </w:rPr>
+        <w:t>За часом проведення тестування</w:t>
+      </w:r>
+      <w:r>
+        <w:rPr>
+          <w:b w:val="false"/>
+          <w:bCs w:val="false"/>
+          <w:i w:val="false"/>
+          <w:iCs w:val="false"/>
+          <w:lang w:val="uk-UA"/>
+        </w:rPr>
+        <w:t>:</w:t>
+      </w:r>
+    </w:p>
+    <w:p>
+      <w:pPr>
+        <w:pStyle w:val="Normal"/>
+        <w:bidi w:val="0"/>
+        <w:jc w:val="start"/>
+        <w:rPr>
+          <w:b w:val="false"/>
+          <w:bCs w:val="false"/>
+          <w:i w:val="false"/>
+          <w:i w:val="false"/>
+          <w:iCs w:val="false"/>
+          <w:lang w:val="uk-UA"/>
+        </w:rPr>
+      </w:pPr>
+      <w:r>
+        <w:rPr>
+          <w:b w:val="false"/>
+          <w:bCs w:val="false"/>
+          <w:i w:val="false"/>
+          <w:iCs w:val="false"/>
+          <w:lang w:val="uk-UA"/>
+        </w:rPr>
+        <w:t xml:space="preserve">- </w:t>
+      </w:r>
+      <w:r>
+        <w:rPr>
+          <w:b w:val="false"/>
+          <w:bCs w:val="false"/>
+          <w:i/>
+          <w:iCs/>
+          <w:u w:val="none"/>
+          <w:lang w:val="uk-UA"/>
+        </w:rPr>
+        <w:t>альфа тестування</w:t>
+      </w:r>
+      <w:r>
+        <w:rPr>
+          <w:b w:val="false"/>
+          <w:bCs w:val="false"/>
+          <w:i w:val="false"/>
+          <w:iCs w:val="false"/>
+          <w:lang w:val="uk-UA"/>
+        </w:rPr>
+        <w:t>: початкове тестування на великі баги;</w:t>
+      </w:r>
+    </w:p>
+    <w:p>
+      <w:pPr>
+        <w:pStyle w:val="Normal"/>
+        <w:bidi w:val="0"/>
+        <w:jc w:val="start"/>
+        <w:rPr>
+          <w:b w:val="false"/>
+          <w:bCs w:val="false"/>
+          <w:i w:val="false"/>
+          <w:i w:val="false"/>
+          <w:iCs w:val="false"/>
+          <w:lang w:val="uk-UA"/>
+        </w:rPr>
+      </w:pPr>
+      <w:r>
+        <w:rPr>
+          <w:b w:val="false"/>
+          <w:bCs w:val="false"/>
+          <w:i w:val="false"/>
+          <w:iCs w:val="false"/>
+          <w:lang w:val="uk-UA"/>
+        </w:rPr>
+        <w:t xml:space="preserve">- </w:t>
+      </w:r>
+      <w:r>
+        <w:rPr>
+          <w:b w:val="false"/>
+          <w:bCs w:val="false"/>
+          <w:i/>
+          <w:iCs/>
+          <w:lang w:val="uk-UA"/>
+        </w:rPr>
+        <w:t>димове тестування</w:t>
+      </w:r>
+      <w:r>
+        <w:rPr>
+          <w:b w:val="false"/>
+          <w:bCs w:val="false"/>
+          <w:i w:val="false"/>
+          <w:iCs w:val="false"/>
+          <w:lang w:val="uk-UA"/>
+        </w:rPr>
+        <w:t xml:space="preserve">: </w:t>
+      </w:r>
+      <w:r>
+        <w:rPr>
+          <w:b w:val="false"/>
+          <w:bCs w:val="false"/>
+          <w:i w:val="false"/>
+          <w:iCs w:val="false"/>
+          <w:lang w:val="uk-UA"/>
+        </w:rPr>
+        <w:t>тестування основних ідей;</w:t>
+      </w:r>
+    </w:p>
+    <w:p>
+      <w:pPr>
+        <w:pStyle w:val="Normal"/>
+        <w:bidi w:val="0"/>
+        <w:jc w:val="start"/>
+        <w:rPr>
+          <w:b w:val="false"/>
+          <w:bCs w:val="false"/>
+          <w:i w:val="false"/>
+          <w:i w:val="false"/>
+          <w:iCs w:val="false"/>
+          <w:lang w:val="uk-UA"/>
+        </w:rPr>
+      </w:pPr>
+      <w:r>
+        <w:rPr>
+          <w:b w:val="false"/>
+          <w:bCs w:val="false"/>
+          <w:i w:val="false"/>
+          <w:iCs w:val="false"/>
+          <w:lang w:val="uk-UA"/>
+        </w:rPr>
+        <w:t xml:space="preserve">- </w:t>
+      </w:r>
+      <w:r>
+        <w:rPr>
+          <w:b w:val="false"/>
+          <w:bCs w:val="false"/>
+          <w:i/>
+          <w:iCs/>
+          <w:lang w:val="uk-UA"/>
+        </w:rPr>
+        <w:t>тестування нових функцій</w:t>
+      </w:r>
+      <w:r>
+        <w:rPr>
+          <w:b w:val="false"/>
+          <w:bCs w:val="false"/>
+          <w:i w:val="false"/>
+          <w:iCs w:val="false"/>
+          <w:lang w:val="uk-UA"/>
+        </w:rPr>
+        <w:t xml:space="preserve">: </w:t>
+      </w:r>
+      <w:r>
+        <w:rPr>
+          <w:b w:val="false"/>
+          <w:bCs w:val="false"/>
+          <w:i w:val="false"/>
+          <w:iCs w:val="false"/>
+          <w:lang w:val="uk-UA"/>
+        </w:rPr>
+        <w:t>формальне тестування функцій та їх інтеграцію в систему;</w:t>
+      </w:r>
+    </w:p>
+    <w:p>
+      <w:pPr>
+        <w:pStyle w:val="Normal"/>
+        <w:bidi w:val="0"/>
+        <w:jc w:val="start"/>
+        <w:rPr>
+          <w:b w:val="false"/>
+          <w:bCs w:val="false"/>
+          <w:i w:val="false"/>
+          <w:i w:val="false"/>
+          <w:iCs w:val="false"/>
+          <w:lang w:val="uk-UA"/>
+        </w:rPr>
+      </w:pPr>
+      <w:r>
+        <w:rPr>
+          <w:b w:val="false"/>
+          <w:bCs w:val="false"/>
+          <w:i w:val="false"/>
+          <w:iCs w:val="false"/>
+          <w:lang w:val="uk-UA"/>
+        </w:rPr>
+        <w:t xml:space="preserve">- </w:t>
+      </w:r>
+      <w:r>
+        <w:rPr>
+          <w:b w:val="false"/>
+          <w:bCs w:val="false"/>
+          <w:i/>
+          <w:iCs/>
+          <w:lang w:val="uk-UA"/>
+        </w:rPr>
+        <w:t>регресивне тестування</w:t>
+      </w:r>
+      <w:r>
+        <w:rPr>
+          <w:b w:val="false"/>
+          <w:bCs w:val="false"/>
+          <w:i w:val="false"/>
+          <w:iCs w:val="false"/>
+          <w:lang w:val="uk-UA"/>
+        </w:rPr>
+        <w:t xml:space="preserve">: </w:t>
+      </w:r>
+      <w:r>
+        <w:rPr>
+          <w:b w:val="false"/>
+          <w:bCs w:val="false"/>
+          <w:i w:val="false"/>
+          <w:iCs w:val="false"/>
+          <w:lang w:val="uk-UA"/>
+        </w:rPr>
+        <w:t>тестування для розуміння чи не зламає нова функція той код, що вже існує;</w:t>
+      </w:r>
+    </w:p>
+    <w:p>
+      <w:pPr>
+        <w:pStyle w:val="Normal"/>
+        <w:bidi w:val="0"/>
+        <w:jc w:val="start"/>
+        <w:rPr>
+          <w:b w:val="false"/>
+          <w:bCs w:val="false"/>
+          <w:i w:val="false"/>
+          <w:i w:val="false"/>
+          <w:iCs w:val="false"/>
+          <w:lang w:val="uk-UA"/>
+        </w:rPr>
+      </w:pPr>
+      <w:r>
+        <w:rPr>
+          <w:b w:val="false"/>
+          <w:bCs w:val="false"/>
+          <w:i w:val="false"/>
+          <w:iCs w:val="false"/>
+          <w:lang w:val="uk-UA"/>
+        </w:rPr>
+        <w:t xml:space="preserve">- </w:t>
+      </w:r>
+      <w:r>
+        <w:rPr>
+          <w:b w:val="false"/>
+          <w:bCs w:val="false"/>
+          <w:i/>
+          <w:iCs/>
+          <w:lang w:val="uk-UA"/>
+        </w:rPr>
+        <w:t>тестування при здачі</w:t>
+      </w:r>
+      <w:r>
+        <w:rPr>
+          <w:b w:val="false"/>
+          <w:bCs w:val="false"/>
+          <w:i w:val="false"/>
+          <w:iCs w:val="false"/>
+          <w:lang w:val="uk-UA"/>
+        </w:rPr>
+        <w:t xml:space="preserve">: </w:t>
+      </w:r>
+      <w:r>
+        <w:rPr>
+          <w:b w:val="false"/>
+          <w:bCs w:val="false"/>
+          <w:i w:val="false"/>
+          <w:iCs w:val="false"/>
+          <w:lang w:val="uk-UA"/>
+        </w:rPr>
+        <w:t>тестування замовників, чи товар готовий для використання.</w:t>
       </w:r>
     </w:p>
     <w:sectPr>
@@ -714,6 +1049,7 @@
       <w:pgNumType w:fmt="decimal"/>
       <w:formProt w:val="false"/>
       <w:textDirection w:val="lrTb"/>
+      <w:docGrid w:type="default" w:linePitch="100" w:charSpace="0"/>
     </w:sectPr>
   </w:body>
 </w:document>
@@ -733,7 +1069,6 @@
     </w:rPrDefault>
     <w:pPrDefault>
       <w:pPr>
-        <w:widowControl/>
         <w:suppressAutoHyphens w:val="true"/>
       </w:pPr>
     </w:pPrDefault>
@@ -743,7 +1078,10 @@
     <w:qFormat/>
     <w:pPr>
       <w:widowControl/>
+      <w:suppressAutoHyphens w:val="true"/>
       <w:bidi w:val="0"/>
+      <w:spacing w:before="0" w:after="0"/>
+      <w:jc w:val="start"/>
     </w:pPr>
     <w:rPr>
       <w:rFonts w:ascii="Liberation Serif" w:hAnsi="Liberation Serif" w:eastAsia="NSimSun" w:cs="Lucida Sans"/>
@@ -803,6 +1141,32 @@
   </w:style>
   <w:style w:type="paragraph" w:styleId="Style15">
     <w:name w:val="Покажчик"/>
+    <w:basedOn w:val="Normal"/>
+    <w:qFormat/>
+    <w:pPr>
+      <w:suppressLineNumbers/>
+    </w:pPr>
+    <w:rPr>
+      <w:rFonts w:cs="Lucida Sans"/>
+    </w:rPr>
+  </w:style>
+  <w:style w:type="paragraph" w:styleId="user">
+    <w:name w:val="Заголовок (user)"/>
+    <w:basedOn w:val="Normal"/>
+    <w:next w:val="BodyText"/>
+    <w:qFormat/>
+    <w:pPr>
+      <w:keepNext w:val="true"/>
+      <w:spacing w:before="240" w:after="120"/>
+    </w:pPr>
+    <w:rPr>
+      <w:rFonts w:ascii="Liberation Sans" w:hAnsi="Liberation Sans" w:eastAsia="Microsoft YaHei" w:cs="Lucida Sans"/>
+      <w:sz w:val="28"/>
+      <w:szCs w:val="28"/>
+    </w:rPr>
+  </w:style>
+  <w:style w:type="paragraph" w:styleId="user1">
+    <w:name w:val="Покажчик (user)"/>
     <w:basedOn w:val="Normal"/>
     <w:qFormat/>
     <w:pPr>

--- a/41JP Jakist program ta testuvannja/2/kinds.docx
+++ b/41JP Jakist program ta testuvannja/2/kinds.docx
@@ -339,34 +339,7 @@
           <w:iCs w:val="false"/>
           <w:lang w:val="uk-UA"/>
         </w:rPr>
-        <w:t xml:space="preserve">- </w:t>
-      </w:r>
-      <w:r>
-        <w:rPr>
-          <w:rFonts w:ascii="Liberation Sans" w:hAnsi="Liberation Sans"/>
-          <w:i w:val="false"/>
-          <w:iCs w:val="false"/>
-          <w:lang w:val="uk-UA"/>
-        </w:rPr>
-        <w:t>інтуїтивне</w:t>
-      </w:r>
-      <w:r>
-        <w:rPr>
-          <w:rFonts w:ascii="Liberation Sans" w:hAnsi="Liberation Sans"/>
-          <w:i w:val="false"/>
-          <w:iCs w:val="false"/>
-          <w:lang w:val="uk-UA"/>
-        </w:rPr>
-        <w:t xml:space="preserve"> </w:t>
-      </w:r>
-      <w:r>
-        <w:rPr>
-          <w:rFonts w:ascii="Liberation Sans" w:hAnsi="Liberation Sans"/>
-          <w:i w:val="false"/>
-          <w:iCs w:val="false"/>
-          <w:lang w:val="uk-UA"/>
-        </w:rPr>
-        <w:t>(</w:t>
+        <w:t>- інтуїтивне (</w:t>
       </w:r>
       <w:r>
         <w:rPr>
@@ -960,29 +933,7 @@
           <w:iCs w:val="false"/>
           <w:lang w:val="uk-UA"/>
         </w:rPr>
-        <w:t xml:space="preserve">: початкове тестування на великі </w:t>
-      </w:r>
-      <w:r>
-        <w:rPr>
-          <w:rFonts w:ascii="Liberation Sans" w:hAnsi="Liberation Sans"/>
-          <w:b w:val="false"/>
-          <w:bCs w:val="false"/>
-          <w:i w:val="false"/>
-          <w:iCs w:val="false"/>
-          <w:lang w:val="uk-UA"/>
-        </w:rPr>
-        <w:t>помилки</w:t>
-      </w:r>
-      <w:r>
-        <w:rPr>
-          <w:rFonts w:ascii="Liberation Sans" w:hAnsi="Liberation Sans"/>
-          <w:b w:val="false"/>
-          <w:bCs w:val="false"/>
-          <w:i w:val="false"/>
-          <w:iCs w:val="false"/>
-          <w:lang w:val="uk-UA"/>
-        </w:rPr>
-        <w:t>;</w:t>
+        <w:t>: початкове тестування на великі помилки;</w:t>
       </w:r>
     </w:p>
     <w:p>
@@ -1193,18 +1144,7 @@
           <w:iCs w:val="false"/>
           <w:lang w:val="uk-UA"/>
         </w:rPr>
-        <w:t xml:space="preserve">- </w:t>
-      </w:r>
-      <w:r>
-        <w:rPr>
-          <w:rFonts w:ascii="Liberation Sans" w:hAnsi="Liberation Sans"/>
-          <w:b w:val="false"/>
-          <w:bCs w:val="false"/>
-          <w:i w:val="false"/>
-          <w:iCs w:val="false"/>
-          <w:lang w:val="uk-UA"/>
-        </w:rPr>
-        <w:t>бета тестування (</w:t>
+        <w:t>- бета тестування (</w:t>
       </w:r>
       <w:r>
         <w:rPr>
@@ -1328,18 +1268,852 @@
           <w:iCs w:val="false"/>
           <w:lang w:val="uk-UA"/>
         </w:rPr>
-        <w:t xml:space="preserve">- функціональне — </w:t>
-      </w:r>
-      <w:r>
-        <w:rPr>
-          <w:rFonts w:ascii="Liberation Sans" w:hAnsi="Liberation Sans"/>
-          <w:b w:val="false"/>
-          <w:bCs w:val="false"/>
-          <w:i w:val="false"/>
-          <w:iCs w:val="false"/>
-          <w:lang w:val="en-US"/>
-        </w:rPr>
-        <w:t xml:space="preserve">functional -- </w:t>
+        <w:t xml:space="preserve">- функціональне </w:t>
+      </w:r>
+      <w:r>
+        <w:rPr>
+          <w:rFonts w:ascii="Liberation Sans" w:hAnsi="Liberation Sans"/>
+          <w:b w:val="false"/>
+          <w:bCs w:val="false"/>
+          <w:i w:val="false"/>
+          <w:iCs w:val="false"/>
+          <w:lang w:val="en-US"/>
+        </w:rPr>
+        <w:t>(</w:t>
+      </w:r>
+      <w:r>
+        <w:rPr>
+          <w:rFonts w:ascii="Liberation Sans" w:hAnsi="Liberation Sans"/>
+          <w:b w:val="false"/>
+          <w:bCs w:val="false"/>
+          <w:i w:val="false"/>
+          <w:iCs w:val="false"/>
+          <w:lang w:val="en-US"/>
+        </w:rPr>
+        <w:t>functional</w:t>
+      </w:r>
+      <w:r>
+        <w:rPr>
+          <w:rFonts w:ascii="Liberation Sans" w:hAnsi="Liberation Sans"/>
+          <w:b w:val="false"/>
+          <w:bCs w:val="false"/>
+          <w:i w:val="false"/>
+          <w:iCs w:val="false"/>
+          <w:lang w:val="en-US"/>
+        </w:rPr>
+        <w:t xml:space="preserve">): </w:t>
+      </w:r>
+      <w:r>
+        <w:rPr>
+          <w:rFonts w:ascii="Liberation Sans" w:hAnsi="Liberation Sans"/>
+          <w:b w:val="false"/>
+          <w:bCs w:val="false"/>
+          <w:i w:val="false"/>
+          <w:iCs w:val="false"/>
+          <w:lang w:val="uk-UA"/>
+        </w:rPr>
+        <w:t>тестування функцій на правильність роботи</w:t>
+      </w:r>
+      <w:r>
+        <w:rPr>
+          <w:rFonts w:ascii="Liberation Sans" w:hAnsi="Liberation Sans"/>
+          <w:b w:val="false"/>
+          <w:bCs w:val="false"/>
+          <w:i w:val="false"/>
+          <w:iCs w:val="false"/>
+          <w:lang w:val="en-US"/>
+        </w:rPr>
+        <w:t>;</w:t>
+      </w:r>
+    </w:p>
+    <w:p>
+      <w:pPr>
+        <w:pStyle w:val="Normal"/>
+        <w:bidi w:val="0"/>
+        <w:jc w:val="start"/>
+        <w:rPr>
+          <w:rFonts w:ascii="Liberation Sans" w:hAnsi="Liberation Sans"/>
+          <w:b w:val="false"/>
+          <w:bCs w:val="false"/>
+          <w:i w:val="false"/>
+          <w:i w:val="false"/>
+          <w:iCs w:val="false"/>
+          <w:lang w:val="en-US"/>
+        </w:rPr>
+      </w:pPr>
+      <w:r>
+        <w:rPr>
+          <w:rFonts w:ascii="Liberation Sans" w:hAnsi="Liberation Sans"/>
+          <w:b w:val="false"/>
+          <w:bCs w:val="false"/>
+          <w:i w:val="false"/>
+          <w:iCs w:val="false"/>
+          <w:lang w:val="en-US"/>
+        </w:rPr>
+        <w:t xml:space="preserve">- </w:t>
+      </w:r>
+      <w:r>
+        <w:rPr>
+          <w:rFonts w:ascii="Liberation Sans" w:hAnsi="Liberation Sans"/>
+          <w:b w:val="false"/>
+          <w:bCs w:val="false"/>
+          <w:i w:val="false"/>
+          <w:iCs w:val="false"/>
+          <w:lang w:val="uk-UA"/>
+        </w:rPr>
+        <w:t>тестування продуктивності (</w:t>
+      </w:r>
+      <w:r>
+        <w:rPr>
+          <w:rFonts w:ascii="Liberation Sans" w:hAnsi="Liberation Sans"/>
+          <w:b w:val="false"/>
+          <w:bCs w:val="false"/>
+          <w:i w:val="false"/>
+          <w:iCs w:val="false"/>
+          <w:lang w:val="en-US"/>
+        </w:rPr>
+        <w:t xml:space="preserve">performance): </w:t>
+      </w:r>
+      <w:r>
+        <w:rPr>
+          <w:rFonts w:ascii="Liberation Sans" w:hAnsi="Liberation Sans"/>
+          <w:b w:val="false"/>
+          <w:bCs w:val="false"/>
+          <w:i w:val="false"/>
+          <w:iCs w:val="false"/>
+          <w:lang w:val="uk-UA"/>
+        </w:rPr>
+        <w:t>тестування системи на швидкодію</w:t>
+      </w:r>
+      <w:r>
+        <w:rPr>
+          <w:rFonts w:ascii="Liberation Sans" w:hAnsi="Liberation Sans"/>
+          <w:b w:val="false"/>
+          <w:bCs w:val="false"/>
+          <w:i w:val="false"/>
+          <w:iCs w:val="false"/>
+          <w:lang w:val="en-US"/>
+        </w:rPr>
+        <w:t>;</w:t>
+      </w:r>
+    </w:p>
+    <w:p>
+      <w:pPr>
+        <w:pStyle w:val="Normal"/>
+        <w:bidi w:val="0"/>
+        <w:jc w:val="start"/>
+        <w:rPr>
+          <w:rFonts w:ascii="Liberation Sans" w:hAnsi="Liberation Sans"/>
+          <w:b w:val="false"/>
+          <w:bCs w:val="false"/>
+          <w:i w:val="false"/>
+          <w:i w:val="false"/>
+          <w:iCs w:val="false"/>
+          <w:lang w:val="en-US"/>
+        </w:rPr>
+      </w:pPr>
+      <w:r>
+        <w:rPr>
+          <w:rFonts w:ascii="Liberation Sans" w:hAnsi="Liberation Sans"/>
+          <w:b w:val="false"/>
+          <w:bCs w:val="false"/>
+          <w:i w:val="false"/>
+          <w:iCs w:val="false"/>
+          <w:lang w:val="en-US"/>
+        </w:rPr>
+        <w:t xml:space="preserve">- </w:t>
+      </w:r>
+      <w:r>
+        <w:rPr>
+          <w:rFonts w:ascii="Liberation Sans" w:hAnsi="Liberation Sans"/>
+          <w:b w:val="false"/>
+          <w:bCs w:val="false"/>
+          <w:i w:val="false"/>
+          <w:iCs w:val="false"/>
+          <w:lang w:val="uk-UA"/>
+        </w:rPr>
+        <w:t xml:space="preserve">навантажувальне тестування </w:t>
+      </w:r>
+      <w:r>
+        <w:rPr>
+          <w:rFonts w:ascii="Liberation Sans" w:hAnsi="Liberation Sans"/>
+          <w:b w:val="false"/>
+          <w:bCs w:val="false"/>
+          <w:i w:val="false"/>
+          <w:iCs w:val="false"/>
+          <w:lang w:val="en-US"/>
+        </w:rPr>
+        <w:t xml:space="preserve">(load): </w:t>
+      </w:r>
+      <w:r>
+        <w:rPr>
+          <w:rFonts w:ascii="Liberation Sans" w:hAnsi="Liberation Sans"/>
+          <w:b w:val="false"/>
+          <w:bCs w:val="false"/>
+          <w:i w:val="false"/>
+          <w:iCs w:val="false"/>
+          <w:lang w:val="uk-UA"/>
+        </w:rPr>
+        <w:t>тестування системи під навантаженням</w:t>
+      </w:r>
+      <w:r>
+        <w:rPr>
+          <w:rFonts w:ascii="Liberation Sans" w:hAnsi="Liberation Sans"/>
+          <w:b w:val="false"/>
+          <w:bCs w:val="false"/>
+          <w:i w:val="false"/>
+          <w:iCs w:val="false"/>
+          <w:lang w:val="en-US"/>
+        </w:rPr>
+        <w:t>;</w:t>
+      </w:r>
+    </w:p>
+    <w:p>
+      <w:pPr>
+        <w:pStyle w:val="Normal"/>
+        <w:bidi w:val="0"/>
+        <w:jc w:val="start"/>
+        <w:rPr>
+          <w:rFonts w:ascii="Liberation Sans" w:hAnsi="Liberation Sans"/>
+          <w:b w:val="false"/>
+          <w:bCs w:val="false"/>
+          <w:i w:val="false"/>
+          <w:i w:val="false"/>
+          <w:iCs w:val="false"/>
+          <w:lang w:val="en-US"/>
+        </w:rPr>
+      </w:pPr>
+      <w:r>
+        <w:rPr>
+          <w:rFonts w:ascii="Liberation Sans" w:hAnsi="Liberation Sans"/>
+          <w:b w:val="false"/>
+          <w:bCs w:val="false"/>
+          <w:i w:val="false"/>
+          <w:iCs w:val="false"/>
+          <w:lang w:val="en-US"/>
+        </w:rPr>
+        <w:t xml:space="preserve">- </w:t>
+      </w:r>
+      <w:r>
+        <w:rPr>
+          <w:rFonts w:ascii="Liberation Sans" w:hAnsi="Liberation Sans"/>
+          <w:b w:val="false"/>
+          <w:bCs w:val="false"/>
+          <w:i w:val="false"/>
+          <w:iCs w:val="false"/>
+          <w:lang w:val="uk-UA"/>
+        </w:rPr>
+        <w:t xml:space="preserve">стрес тестування </w:t>
+      </w:r>
+      <w:r>
+        <w:rPr>
+          <w:rFonts w:ascii="Liberation Sans" w:hAnsi="Liberation Sans"/>
+          <w:b w:val="false"/>
+          <w:bCs w:val="false"/>
+          <w:i w:val="false"/>
+          <w:iCs w:val="false"/>
+          <w:lang w:val="en-US"/>
+        </w:rPr>
+        <w:t xml:space="preserve">(stress): </w:t>
+      </w:r>
+      <w:r>
+        <w:rPr>
+          <w:rFonts w:ascii="Liberation Sans" w:hAnsi="Liberation Sans"/>
+          <w:b w:val="false"/>
+          <w:bCs w:val="false"/>
+          <w:i w:val="false"/>
+          <w:iCs w:val="false"/>
+          <w:lang w:val="uk-UA"/>
+        </w:rPr>
+        <w:t>тестування системи під великим навантаженням</w:t>
+      </w:r>
+      <w:r>
+        <w:rPr>
+          <w:rFonts w:ascii="Liberation Sans" w:hAnsi="Liberation Sans"/>
+          <w:b w:val="false"/>
+          <w:bCs w:val="false"/>
+          <w:i w:val="false"/>
+          <w:iCs w:val="false"/>
+          <w:lang w:val="en-US"/>
+        </w:rPr>
+        <w:t>;</w:t>
+      </w:r>
+    </w:p>
+    <w:p>
+      <w:pPr>
+        <w:pStyle w:val="Normal"/>
+        <w:bidi w:val="0"/>
+        <w:jc w:val="start"/>
+        <w:rPr>
+          <w:rFonts w:ascii="Liberation Sans" w:hAnsi="Liberation Sans"/>
+          <w:b w:val="false"/>
+          <w:bCs w:val="false"/>
+          <w:i w:val="false"/>
+          <w:i w:val="false"/>
+          <w:iCs w:val="false"/>
+          <w:lang w:val="en-US"/>
+        </w:rPr>
+      </w:pPr>
+      <w:r>
+        <w:rPr>
+          <w:rFonts w:ascii="Liberation Sans" w:hAnsi="Liberation Sans"/>
+          <w:b w:val="false"/>
+          <w:bCs w:val="false"/>
+          <w:i w:val="false"/>
+          <w:iCs w:val="false"/>
+          <w:lang w:val="en-US"/>
+        </w:rPr>
+        <w:t xml:space="preserve">- </w:t>
+      </w:r>
+      <w:r>
+        <w:rPr>
+          <w:rFonts w:ascii="Liberation Sans" w:hAnsi="Liberation Sans"/>
+          <w:b w:val="false"/>
+          <w:bCs w:val="false"/>
+          <w:i w:val="false"/>
+          <w:iCs w:val="false"/>
+          <w:lang w:val="uk-UA"/>
+        </w:rPr>
+        <w:t>тестування стабільності (</w:t>
+      </w:r>
+      <w:r>
+        <w:rPr>
+          <w:rFonts w:ascii="Liberation Sans" w:hAnsi="Liberation Sans"/>
+          <w:b w:val="false"/>
+          <w:bCs w:val="false"/>
+          <w:i w:val="false"/>
+          <w:iCs w:val="false"/>
+          <w:lang w:val="en-US"/>
+        </w:rPr>
+        <w:t xml:space="preserve">stability/endurance/soak): </w:t>
+      </w:r>
+      <w:r>
+        <w:rPr>
+          <w:rFonts w:ascii="Liberation Sans" w:hAnsi="Liberation Sans"/>
+          <w:b w:val="false"/>
+          <w:bCs w:val="false"/>
+          <w:i w:val="false"/>
+          <w:iCs w:val="false"/>
+          <w:lang w:val="uk-UA"/>
+        </w:rPr>
+        <w:t>тестування витривалості системи під час довгих навантажень</w:t>
+      </w:r>
+      <w:r>
+        <w:rPr>
+          <w:rFonts w:ascii="Liberation Sans" w:hAnsi="Liberation Sans"/>
+          <w:b w:val="false"/>
+          <w:bCs w:val="false"/>
+          <w:i w:val="false"/>
+          <w:iCs w:val="false"/>
+          <w:lang w:val="en-US"/>
+        </w:rPr>
+        <w:t>;</w:t>
+      </w:r>
+    </w:p>
+    <w:p>
+      <w:pPr>
+        <w:pStyle w:val="Normal"/>
+        <w:bidi w:val="0"/>
+        <w:jc w:val="start"/>
+        <w:rPr>
+          <w:rFonts w:ascii="Liberation Sans" w:hAnsi="Liberation Sans"/>
+          <w:b w:val="false"/>
+          <w:bCs w:val="false"/>
+          <w:i w:val="false"/>
+          <w:i w:val="false"/>
+          <w:iCs w:val="false"/>
+          <w:lang w:val="en-US"/>
+        </w:rPr>
+      </w:pPr>
+      <w:r>
+        <w:rPr>
+          <w:rFonts w:ascii="Liberation Sans" w:hAnsi="Liberation Sans"/>
+          <w:b w:val="false"/>
+          <w:bCs w:val="false"/>
+          <w:i w:val="false"/>
+          <w:iCs w:val="false"/>
+          <w:lang w:val="en-US"/>
+        </w:rPr>
+        <w:t xml:space="preserve">- </w:t>
+      </w:r>
+      <w:r>
+        <w:rPr>
+          <w:rFonts w:ascii="Liberation Sans" w:hAnsi="Liberation Sans"/>
+          <w:b w:val="false"/>
+          <w:bCs w:val="false"/>
+          <w:i w:val="false"/>
+          <w:iCs w:val="false"/>
+          <w:lang w:val="uk-UA"/>
+        </w:rPr>
+        <w:t>тестування зручності використання (</w:t>
+      </w:r>
+      <w:r>
+        <w:rPr>
+          <w:rFonts w:ascii="Liberation Sans" w:hAnsi="Liberation Sans"/>
+          <w:b w:val="false"/>
+          <w:bCs w:val="false"/>
+          <w:i w:val="false"/>
+          <w:iCs w:val="false"/>
+          <w:lang w:val="en-US"/>
+        </w:rPr>
+        <w:t xml:space="preserve">usability): </w:t>
+      </w:r>
+      <w:r>
+        <w:rPr>
+          <w:rFonts w:ascii="Liberation Sans" w:hAnsi="Liberation Sans"/>
+          <w:b w:val="false"/>
+          <w:bCs w:val="false"/>
+          <w:i w:val="false"/>
+          <w:iCs w:val="false"/>
+          <w:lang w:val="uk-UA"/>
+        </w:rPr>
+        <w:t>на зручність при використанні</w:t>
+      </w:r>
+      <w:r>
+        <w:rPr>
+          <w:rFonts w:ascii="Liberation Sans" w:hAnsi="Liberation Sans"/>
+          <w:b w:val="false"/>
+          <w:bCs w:val="false"/>
+          <w:i w:val="false"/>
+          <w:iCs w:val="false"/>
+          <w:lang w:val="en-US"/>
+        </w:rPr>
+        <w:t>;</w:t>
+      </w:r>
+    </w:p>
+    <w:p>
+      <w:pPr>
+        <w:pStyle w:val="Normal"/>
+        <w:bidi w:val="0"/>
+        <w:jc w:val="start"/>
+        <w:rPr>
+          <w:rFonts w:ascii="Liberation Sans" w:hAnsi="Liberation Sans"/>
+          <w:b w:val="false"/>
+          <w:bCs w:val="false"/>
+          <w:i w:val="false"/>
+          <w:i w:val="false"/>
+          <w:iCs w:val="false"/>
+          <w:lang w:val="en-US"/>
+        </w:rPr>
+      </w:pPr>
+      <w:r>
+        <w:rPr>
+          <w:rFonts w:ascii="Liberation Sans" w:hAnsi="Liberation Sans"/>
+          <w:b w:val="false"/>
+          <w:bCs w:val="false"/>
+          <w:i w:val="false"/>
+          <w:iCs w:val="false"/>
+          <w:lang w:val="en-US"/>
+        </w:rPr>
+        <w:t xml:space="preserve">- </w:t>
+      </w:r>
+      <w:r>
+        <w:rPr>
+          <w:rFonts w:ascii="Liberation Sans" w:hAnsi="Liberation Sans"/>
+          <w:b w:val="false"/>
+          <w:bCs w:val="false"/>
+          <w:i w:val="false"/>
+          <w:iCs w:val="false"/>
+          <w:lang w:val="uk-UA"/>
+        </w:rPr>
+        <w:t xml:space="preserve">тестування інтерфейсу </w:t>
+      </w:r>
+      <w:r>
+        <w:rPr>
+          <w:rFonts w:ascii="Liberation Sans" w:hAnsi="Liberation Sans"/>
+          <w:b w:val="false"/>
+          <w:bCs w:val="false"/>
+          <w:i w:val="false"/>
+          <w:iCs w:val="false"/>
+          <w:lang w:val="en-US"/>
+        </w:rPr>
+        <w:t xml:space="preserve">(UI): </w:t>
+      </w:r>
+      <w:r>
+        <w:rPr>
+          <w:rFonts w:ascii="Liberation Sans" w:hAnsi="Liberation Sans"/>
+          <w:b w:val="false"/>
+          <w:bCs w:val="false"/>
+          <w:i w:val="false"/>
+          <w:iCs w:val="false"/>
+          <w:lang w:val="uk-UA"/>
+        </w:rPr>
+        <w:t>загальне тестування елементів інтерфейсу</w:t>
+      </w:r>
+      <w:r>
+        <w:rPr>
+          <w:rFonts w:ascii="Liberation Sans" w:hAnsi="Liberation Sans"/>
+          <w:b w:val="false"/>
+          <w:bCs w:val="false"/>
+          <w:i w:val="false"/>
+          <w:iCs w:val="false"/>
+          <w:lang w:val="en-US"/>
+        </w:rPr>
+        <w:t>;</w:t>
+      </w:r>
+    </w:p>
+    <w:p>
+      <w:pPr>
+        <w:pStyle w:val="Normal"/>
+        <w:bidi w:val="0"/>
+        <w:jc w:val="start"/>
+        <w:rPr>
+          <w:rFonts w:ascii="Liberation Sans" w:hAnsi="Liberation Sans"/>
+          <w:b w:val="false"/>
+          <w:bCs w:val="false"/>
+          <w:i w:val="false"/>
+          <w:i w:val="false"/>
+          <w:iCs w:val="false"/>
+          <w:lang w:val="en-US"/>
+        </w:rPr>
+      </w:pPr>
+      <w:r>
+        <w:rPr>
+          <w:rFonts w:ascii="Liberation Sans" w:hAnsi="Liberation Sans"/>
+          <w:b w:val="false"/>
+          <w:bCs w:val="false"/>
+          <w:i w:val="false"/>
+          <w:iCs w:val="false"/>
+          <w:lang w:val="en-US"/>
+        </w:rPr>
+        <w:t xml:space="preserve">- </w:t>
+      </w:r>
+      <w:r>
+        <w:rPr>
+          <w:rFonts w:ascii="Liberation Sans" w:hAnsi="Liberation Sans"/>
+          <w:b w:val="false"/>
+          <w:bCs w:val="false"/>
+          <w:i w:val="false"/>
+          <w:iCs w:val="false"/>
+          <w:lang w:val="uk-UA"/>
+        </w:rPr>
+        <w:t>тестування безпеки (</w:t>
+      </w:r>
+      <w:r>
+        <w:rPr>
+          <w:rFonts w:ascii="Liberation Sans" w:hAnsi="Liberation Sans"/>
+          <w:b w:val="false"/>
+          <w:bCs w:val="false"/>
+          <w:i w:val="false"/>
+          <w:iCs w:val="false"/>
+          <w:lang w:val="en-US"/>
+        </w:rPr>
+        <w:t xml:space="preserve">security): </w:t>
+      </w:r>
+      <w:r>
+        <w:rPr>
+          <w:rFonts w:ascii="Liberation Sans" w:hAnsi="Liberation Sans"/>
+          <w:b w:val="false"/>
+          <w:bCs w:val="false"/>
+          <w:i w:val="false"/>
+          <w:iCs w:val="false"/>
+          <w:lang w:val="uk-UA"/>
+        </w:rPr>
+        <w:t>тестування на вразливості в безпеці</w:t>
+      </w:r>
+      <w:r>
+        <w:rPr>
+          <w:rFonts w:ascii="Liberation Sans" w:hAnsi="Liberation Sans"/>
+          <w:b w:val="false"/>
+          <w:bCs w:val="false"/>
+          <w:i w:val="false"/>
+          <w:iCs w:val="false"/>
+          <w:lang w:val="en-US"/>
+        </w:rPr>
+        <w:t>;</w:t>
+      </w:r>
+    </w:p>
+    <w:p>
+      <w:pPr>
+        <w:pStyle w:val="Normal"/>
+        <w:bidi w:val="0"/>
+        <w:jc w:val="start"/>
+        <w:rPr>
+          <w:rFonts w:ascii="Liberation Sans" w:hAnsi="Liberation Sans"/>
+          <w:b w:val="false"/>
+          <w:bCs w:val="false"/>
+          <w:i w:val="false"/>
+          <w:i w:val="false"/>
+          <w:iCs w:val="false"/>
+          <w:lang w:val="en-US"/>
+        </w:rPr>
+      </w:pPr>
+      <w:r>
+        <w:rPr>
+          <w:rFonts w:ascii="Liberation Sans" w:hAnsi="Liberation Sans"/>
+          <w:b w:val="false"/>
+          <w:bCs w:val="false"/>
+          <w:i w:val="false"/>
+          <w:iCs w:val="false"/>
+          <w:lang w:val="en-US"/>
+        </w:rPr>
+        <w:t xml:space="preserve">- </w:t>
+      </w:r>
+      <w:r>
+        <w:rPr>
+          <w:rFonts w:ascii="Liberation Sans" w:hAnsi="Liberation Sans"/>
+          <w:b w:val="false"/>
+          <w:bCs w:val="false"/>
+          <w:i w:val="false"/>
+          <w:iCs w:val="false"/>
+          <w:lang w:val="uk-UA"/>
+        </w:rPr>
+        <w:t>тестування локалізації (</w:t>
+      </w:r>
+      <w:r>
+        <w:rPr>
+          <w:rFonts w:ascii="Liberation Sans" w:hAnsi="Liberation Sans"/>
+          <w:b w:val="false"/>
+          <w:bCs w:val="false"/>
+          <w:i w:val="false"/>
+          <w:iCs w:val="false"/>
+          <w:lang w:val="en-US"/>
+        </w:rPr>
+        <w:t xml:space="preserve">localization): </w:t>
+      </w:r>
+      <w:r>
+        <w:rPr>
+          <w:rFonts w:ascii="Liberation Sans" w:hAnsi="Liberation Sans"/>
+          <w:b w:val="false"/>
+          <w:bCs w:val="false"/>
+          <w:i w:val="false"/>
+          <w:iCs w:val="false"/>
+          <w:lang w:val="uk-UA"/>
+        </w:rPr>
+        <w:t>тестування продукту на різних мовах</w:t>
+      </w:r>
+      <w:r>
+        <w:rPr>
+          <w:rFonts w:ascii="Liberation Sans" w:hAnsi="Liberation Sans"/>
+          <w:b w:val="false"/>
+          <w:bCs w:val="false"/>
+          <w:i w:val="false"/>
+          <w:iCs w:val="false"/>
+          <w:lang w:val="en-US"/>
+        </w:rPr>
+        <w:t>;</w:t>
+      </w:r>
+    </w:p>
+    <w:p>
+      <w:pPr>
+        <w:pStyle w:val="Normal"/>
+        <w:bidi w:val="0"/>
+        <w:jc w:val="start"/>
+        <w:rPr>
+          <w:rFonts w:ascii="Liberation Sans" w:hAnsi="Liberation Sans"/>
+          <w:b w:val="false"/>
+          <w:bCs w:val="false"/>
+          <w:i w:val="false"/>
+          <w:i w:val="false"/>
+          <w:iCs w:val="false"/>
+          <w:lang w:val="en-US"/>
+        </w:rPr>
+      </w:pPr>
+      <w:r>
+        <w:rPr>
+          <w:rFonts w:ascii="Liberation Sans" w:hAnsi="Liberation Sans"/>
+          <w:b w:val="false"/>
+          <w:bCs w:val="false"/>
+          <w:i w:val="false"/>
+          <w:iCs w:val="false"/>
+          <w:lang w:val="en-US"/>
+        </w:rPr>
+        <w:t xml:space="preserve">- </w:t>
+      </w:r>
+      <w:r>
+        <w:rPr>
+          <w:rFonts w:ascii="Liberation Sans" w:hAnsi="Liberation Sans"/>
+          <w:b w:val="false"/>
+          <w:bCs w:val="false"/>
+          <w:i w:val="false"/>
+          <w:iCs w:val="false"/>
+          <w:lang w:val="uk-UA"/>
+        </w:rPr>
+        <w:t>тестування сумісності (</w:t>
+      </w:r>
+      <w:r>
+        <w:rPr>
+          <w:rFonts w:ascii="Liberation Sans" w:hAnsi="Liberation Sans"/>
+          <w:b w:val="false"/>
+          <w:bCs w:val="false"/>
+          <w:i w:val="false"/>
+          <w:iCs w:val="false"/>
+          <w:lang w:val="en-US"/>
+        </w:rPr>
+        <w:t>compatibility):</w:t>
+      </w:r>
+      <w:r>
+        <w:rPr>
+          <w:rFonts w:ascii="Liberation Sans" w:hAnsi="Liberation Sans"/>
+          <w:b w:val="false"/>
+          <w:bCs w:val="false"/>
+          <w:i w:val="false"/>
+          <w:iCs w:val="false"/>
+          <w:lang w:val="uk-UA"/>
+        </w:rPr>
+        <w:t xml:space="preserve"> тестує сумісність функцій одна з одною.</w:t>
+      </w:r>
+    </w:p>
+    <w:p>
+      <w:pPr>
+        <w:pStyle w:val="Normal"/>
+        <w:bidi w:val="0"/>
+        <w:jc w:val="start"/>
+        <w:rPr>
+          <w:rFonts w:ascii="Liberation Sans" w:hAnsi="Liberation Sans"/>
+          <w:b w:val="false"/>
+          <w:bCs w:val="false"/>
+          <w:i w:val="false"/>
+          <w:i w:val="false"/>
+          <w:iCs w:val="false"/>
+          <w:lang w:val="en-US"/>
+        </w:rPr>
+      </w:pPr>
+      <w:r>
+        <w:rPr>
+          <w:rFonts w:ascii="Liberation Sans" w:hAnsi="Liberation Sans"/>
+          <w:b w:val="false"/>
+          <w:bCs w:val="false"/>
+          <w:i w:val="false"/>
+          <w:iCs w:val="false"/>
+          <w:lang w:val="uk-UA"/>
+        </w:rPr>
+      </w:r>
+    </w:p>
+    <w:p>
+      <w:pPr>
+        <w:pStyle w:val="Normal"/>
+        <w:bidi w:val="0"/>
+        <w:jc w:val="start"/>
+        <w:rPr>
+          <w:rFonts w:ascii="Liberation Sans" w:hAnsi="Liberation Sans"/>
+          <w:b w:val="false"/>
+          <w:bCs w:val="false"/>
+          <w:i w:val="false"/>
+          <w:i w:val="false"/>
+          <w:iCs w:val="false"/>
+          <w:lang w:val="en-US"/>
+        </w:rPr>
+      </w:pPr>
+      <w:r>
+        <w:rPr>
+          <w:rFonts w:ascii="Liberation Sans" w:hAnsi="Liberation Sans"/>
+          <w:b w:val="false"/>
+          <w:bCs w:val="false"/>
+          <w:i w:val="false"/>
+          <w:iCs w:val="false"/>
+          <w:lang w:val="uk-UA"/>
+        </w:rPr>
+        <w:t xml:space="preserve">7. </w:t>
+      </w:r>
+      <w:r>
+        <w:rPr>
+          <w:rFonts w:ascii="Liberation Sans" w:hAnsi="Liberation Sans"/>
+          <w:b/>
+          <w:bCs/>
+          <w:i w:val="false"/>
+          <w:iCs w:val="false"/>
+          <w:lang w:val="uk-UA"/>
+        </w:rPr>
+        <w:t>За ознакою позитивності сценаріїв</w:t>
+      </w:r>
+      <w:r>
+        <w:rPr>
+          <w:rFonts w:ascii="Liberation Sans" w:hAnsi="Liberation Sans"/>
+          <w:b w:val="false"/>
+          <w:bCs w:val="false"/>
+          <w:i w:val="false"/>
+          <w:iCs w:val="false"/>
+          <w:lang w:val="uk-UA"/>
+        </w:rPr>
+        <w:t>:</w:t>
+      </w:r>
+    </w:p>
+    <w:p>
+      <w:pPr>
+        <w:pStyle w:val="Normal"/>
+        <w:bidi w:val="0"/>
+        <w:jc w:val="start"/>
+        <w:rPr>
+          <w:rFonts w:ascii="Liberation Sans" w:hAnsi="Liberation Sans"/>
+          <w:b w:val="false"/>
+          <w:bCs w:val="false"/>
+          <w:i w:val="false"/>
+          <w:i w:val="false"/>
+          <w:iCs w:val="false"/>
+          <w:lang w:val="en-US"/>
+        </w:rPr>
+      </w:pPr>
+      <w:r>
+        <w:rPr>
+          <w:rFonts w:ascii="Liberation Sans" w:hAnsi="Liberation Sans"/>
+          <w:b w:val="false"/>
+          <w:bCs w:val="false"/>
+          <w:i w:val="false"/>
+          <w:iCs w:val="false"/>
+          <w:lang w:val="uk-UA"/>
+        </w:rPr>
+        <w:t>- позитивне тестування (</w:t>
+      </w:r>
+      <w:r>
+        <w:rPr>
+          <w:rFonts w:ascii="Liberation Sans" w:hAnsi="Liberation Sans"/>
+          <w:b w:val="false"/>
+          <w:bCs w:val="false"/>
+          <w:i w:val="false"/>
+          <w:iCs w:val="false"/>
+          <w:lang w:val="en-US"/>
+        </w:rPr>
+        <w:t>positive): ;</w:t>
+      </w:r>
+    </w:p>
+    <w:p>
+      <w:pPr>
+        <w:pStyle w:val="Normal"/>
+        <w:bidi w:val="0"/>
+        <w:jc w:val="start"/>
+        <w:rPr>
+          <w:rFonts w:ascii="Liberation Sans" w:hAnsi="Liberation Sans"/>
+          <w:b w:val="false"/>
+          <w:bCs w:val="false"/>
+          <w:i w:val="false"/>
+          <w:i w:val="false"/>
+          <w:iCs w:val="false"/>
+          <w:lang w:val="en-US"/>
+        </w:rPr>
+      </w:pPr>
+      <w:r>
+        <w:rPr>
+          <w:rFonts w:ascii="Liberation Sans" w:hAnsi="Liberation Sans"/>
+          <w:b w:val="false"/>
+          <w:bCs w:val="false"/>
+          <w:i w:val="false"/>
+          <w:iCs w:val="false"/>
+          <w:lang w:val="en-US"/>
+        </w:rPr>
+        <w:t xml:space="preserve">- </w:t>
+      </w:r>
+      <w:r>
+        <w:rPr>
+          <w:rFonts w:ascii="Liberation Sans" w:hAnsi="Liberation Sans"/>
+          <w:b w:val="false"/>
+          <w:bCs w:val="false"/>
+          <w:i w:val="false"/>
+          <w:iCs w:val="false"/>
+          <w:lang w:val="uk-UA"/>
+        </w:rPr>
+        <w:t xml:space="preserve">негативне тестування </w:t>
+      </w:r>
+      <w:r>
+        <w:rPr>
+          <w:rFonts w:ascii="Liberation Sans" w:hAnsi="Liberation Sans"/>
+          <w:b w:val="false"/>
+          <w:bCs w:val="false"/>
+          <w:i w:val="false"/>
+          <w:iCs w:val="false"/>
+          <w:lang w:val="en-US"/>
+        </w:rPr>
+        <w:t>(negative): ;</w:t>
       </w:r>
     </w:p>
     <w:sectPr>
